--- a/L54_P3_Student_Packet.docx
+++ b/L54_P3_Student_Packet.docx
@@ -473,7 +473,7 @@
         <w:rPr>
           <w:sz w:val="22"/>
         </w:rPr>
-        <w:t>Solve for (y). (x=3\sqrt[3]{15+y})</w:t>
+        <w:t>Solve for (y). (x=3³√(15+y))</w:t>
       </w:r>
     </w:p>
     <w:p>
@@ -496,7 +496,7 @@
         <w:rPr>
           <w:sz w:val="22"/>
         </w:rPr>
-        <w:t>Solve for (y). (x=\frac{√(2y)}{26})</w:t>
+        <w:t>Solve for (y). (x=(√(2y))/(26))</w:t>
       </w:r>
     </w:p>
     <w:p>
@@ -519,7 +519,7 @@
         <w:rPr>
           <w:sz w:val="22"/>
         </w:rPr>
-        <w:t>Solve for (y). (x=\frac{√(y-14.2)}{0.05})</w:t>
+        <w:t>Solve for (y). (x=(√(y-14.2))/(0.05))</w:t>
       </w:r>
     </w:p>
     <w:p>
@@ -542,7 +542,7 @@
         <w:rPr>
           <w:sz w:val="22"/>
         </w:rPr>
-        <w:t>Solve using the formula (BSA=\sqrt{\frac{H· M}{3{,}600}}). A sports medicine specialist determines that a hot-weather training strategy is appropriate for this athlete. To the nearest tenth, what can the mass of the athlete be for the training strategy to be appropriate?</w:t>
+        <w:t>Solve using the formula (BSA=√((H· M)/(3,600))). A sports medicine specialist determines that a hot-weather training strategy is appropriate for this athlete. To the nearest tenth, what can the mass of the athlete be for the training strategy to be appropriate?</w:t>
         <w:br/>
         <w:br/>
         <w:t>[IMAGE: Athlete in white coat at a finish line with labels "BSA &lt; 2.0" and "165 cm".]</w:t>
@@ -841,7 +841,7 @@
         <w:rPr>
           <w:sz w:val="22"/>
         </w:rPr>
-        <w:t>Performance Task Escape velocity is the velocity at which an object must be traveling to leave a star or planet without falling back to its surface or into orbit. Escape velocity depends on the gravitational constant, (G=6.67×10^{-11}), the mass, (M) in kilograms, and radius, (r), of the star or planet.</w:t>
+        <w:t>Performance Task Escape velocity is the velocity at which an object must be traveling to leave a star or planet without falling back to its surface or into orbit. Escape velocity depends on the gravitational constant, (G=6.67×10^(-11)), the mass, (M) in kilograms, and radius, (r), of the star or planet.</w:t>
         <w:br/>
         <w:br/>
         <w:t>Escape velocity: (v=√((2GM)/(r)))</w:t>
